--- a/resume-optimization-system:/modules:/Module_4_Cover_Letter.docx
+++ b/resume-optimization-system:/modules:/Module_4_Cover_Letter.docx
@@ -350,7 +350,7 @@
         </w:rPr>
       </w:pPr>
       <w:r>
-        <w:pict w14:anchorId="6AD87674">
+        <w:pict w14:anchorId="30EBB217">
           <v:rect id="Horizontal Line 1" o:spid="_x0000_s1056" alt="" style="width:468pt;height:.05pt;visibility:visible;mso-wrap-style:square;mso-width-percent:0;mso-height-percent:0;mso-left-percent:-10001;mso-top-percent:-10001;mso-position-horizontal:absolute;mso-position-horizontal-relative:char;mso-position-vertical:absolute;mso-position-vertical-relative:line;mso-width-percent:0;mso-height-percent:0;mso-left-percent:-10001;mso-top-percent:-10001;v-text-anchor:top" filled="f">
             <o:lock v:ext="edit" rotation="t" aspectratio="t" verticies="t" text="t" shapetype="t"/>
             <w10:anchorlock/>
@@ -728,7 +728,7 @@
         </w:rPr>
       </w:pPr>
       <w:r>
-        <w:pict w14:anchorId="1F8F29C6">
+        <w:pict w14:anchorId="2C22E1FB">
           <v:rect id="Horizontal Line 2" o:spid="_x0000_s1055" alt="" style="width:468pt;height:.05pt;visibility:visible;mso-wrap-style:square;mso-width-percent:0;mso-height-percent:0;mso-left-percent:-10001;mso-top-percent:-10001;mso-position-horizontal:absolute;mso-position-horizontal-relative:char;mso-position-vertical:absolute;mso-position-vertical-relative:line;mso-width-percent:0;mso-height-percent:0;mso-left-percent:-10001;mso-top-percent:-10001;v-text-anchor:top" filled="f">
             <o:lock v:ext="edit" rotation="t" aspectratio="t" verticies="t" text="t" shapetype="t"/>
             <w10:anchorlock/>
@@ -2247,7 +2247,7 @@
         </w:rPr>
       </w:pPr>
       <w:r>
-        <w:pict w14:anchorId="76744C57">
+        <w:pict w14:anchorId="5AE39763">
           <v:rect id="Horizontal Line 3" o:spid="_x0000_s1054" alt="" style="width:468pt;height:.05pt;visibility:visible;mso-wrap-style:square;mso-width-percent:0;mso-height-percent:0;mso-left-percent:-10001;mso-top-percent:-10001;mso-position-horizontal:absolute;mso-position-horizontal-relative:char;mso-position-vertical:absolute;mso-position-vertical-relative:line;mso-width-percent:0;mso-height-percent:0;mso-left-percent:-10001;mso-top-percent:-10001;v-text-anchor:top" filled="f">
             <o:lock v:ext="edit" rotation="t" aspectratio="t" verticies="t" text="t" shapetype="t"/>
             <w10:anchorlock/>
@@ -3568,7 +3568,7 @@
         </w:rPr>
       </w:pPr>
       <w:r>
-        <w:pict w14:anchorId="2C719AA5">
+        <w:pict w14:anchorId="1946BD57">
           <v:rect id="Horizontal Line 4" o:spid="_x0000_s1053" alt="" style="width:468pt;height:.05pt;visibility:visible;mso-wrap-style:square;mso-width-percent:0;mso-height-percent:0;mso-left-percent:-10001;mso-top-percent:-10001;mso-position-horizontal:absolute;mso-position-horizontal-relative:char;mso-position-vertical:absolute;mso-position-vertical-relative:line;mso-width-percent:0;mso-height-percent:0;mso-left-percent:-10001;mso-top-percent:-10001;v-text-anchor:top" filled="f">
             <o:lock v:ext="edit" rotation="t" aspectratio="t" verticies="t" text="t" shapetype="t"/>
             <w10:anchorlock/>
@@ -5680,7 +5680,7 @@
         </w:rPr>
       </w:pPr>
       <w:r>
-        <w:pict w14:anchorId="0F95697E">
+        <w:pict w14:anchorId="081C99DF">
           <v:rect id="Horizontal Line 5" o:spid="_x0000_s1052" alt="" style="width:468pt;height:.05pt;visibility:visible;mso-wrap-style:square;mso-width-percent:0;mso-height-percent:0;mso-left-percent:-10001;mso-top-percent:-10001;mso-position-horizontal:absolute;mso-position-horizontal-relative:char;mso-position-vertical:absolute;mso-position-vertical-relative:line;mso-width-percent:0;mso-height-percent:0;mso-left-percent:-10001;mso-top-percent:-10001;v-text-anchor:top" filled="f">
             <o:lock v:ext="edit" rotation="t" aspectratio="t" verticies="t" text="t" shapetype="t"/>
             <w10:anchorlock/>
@@ -7195,7 +7195,7 @@
         </w:rPr>
       </w:pPr>
       <w:r>
-        <w:pict w14:anchorId="72F8B44E">
+        <w:pict w14:anchorId="3F46CF43">
           <v:rect id="Horizontal Line 6" o:spid="_x0000_s1051" alt="" style="width:468pt;height:.05pt;visibility:visible;mso-wrap-style:square;mso-width-percent:0;mso-height-percent:0;mso-left-percent:-10001;mso-top-percent:-10001;mso-position-horizontal:absolute;mso-position-horizontal-relative:char;mso-position-vertical:absolute;mso-position-vertical-relative:line;mso-width-percent:0;mso-height-percent:0;mso-left-percent:-10001;mso-top-percent:-10001;v-text-anchor:top" filled="f">
             <o:lock v:ext="edit" rotation="t" aspectratio="t" verticies="t" text="t" shapetype="t"/>
             <w10:anchorlock/>
@@ -9530,7 +9530,7 @@
         </w:rPr>
       </w:pPr>
       <w:r>
-        <w:pict w14:anchorId="6AF153E0">
+        <w:pict w14:anchorId="6A2C036D">
           <v:rect id="Horizontal Line 7" o:spid="_x0000_s1050" alt="" style="width:468pt;height:.05pt;visibility:visible;mso-wrap-style:square;mso-width-percent:0;mso-height-percent:0;mso-left-percent:-10001;mso-top-percent:-10001;mso-position-horizontal:absolute;mso-position-horizontal-relative:char;mso-position-vertical:absolute;mso-position-vertical-relative:line;mso-width-percent:0;mso-height-percent:0;mso-left-percent:-10001;mso-top-percent:-10001;v-text-anchor:top" filled="f">
             <o:lock v:ext="edit" rotation="t" aspectratio="t" verticies="t" text="t" shapetype="t"/>
             <w10:anchorlock/>
@@ -10349,7 +10349,7 @@
         </w:rPr>
       </w:pPr>
       <w:r>
-        <w:pict w14:anchorId="701655E2">
+        <w:pict w14:anchorId="63277D19">
           <v:rect id="Horizontal Line 8" o:spid="_x0000_s1049" alt="" style="width:468pt;height:.05pt;visibility:visible;mso-wrap-style:square;mso-width-percent:0;mso-height-percent:0;mso-left-percent:-10001;mso-top-percent:-10001;mso-position-horizontal:absolute;mso-position-horizontal-relative:char;mso-position-vertical:absolute;mso-position-vertical-relative:line;mso-width-percent:0;mso-height-percent:0;mso-left-percent:-10001;mso-top-percent:-10001;v-text-anchor:top" filled="f">
             <o:lock v:ext="edit" rotation="t" aspectratio="t" verticies="t" text="t" shapetype="t"/>
             <w10:anchorlock/>
@@ -11270,7 +11270,7 @@
         </w:rPr>
       </w:pPr>
       <w:r>
-        <w:pict w14:anchorId="5F6C5923">
+        <w:pict w14:anchorId="257B9360">
           <v:rect id="Horizontal Line 9" o:spid="_x0000_s1048" alt="" style="width:468pt;height:.05pt;visibility:visible;mso-wrap-style:square;mso-width-percent:0;mso-height-percent:0;mso-left-percent:-10001;mso-top-percent:-10001;mso-position-horizontal:absolute;mso-position-horizontal-relative:char;mso-position-vertical:absolute;mso-position-vertical-relative:line;mso-width-percent:0;mso-height-percent:0;mso-left-percent:-10001;mso-top-percent:-10001;v-text-anchor:top" filled="f">
             <o:lock v:ext="edit" rotation="t" aspectratio="t" verticies="t" text="t" shapetype="t"/>
             <w10:anchorlock/>
@@ -12659,7 +12659,7 @@
         </w:rPr>
       </w:pPr>
       <w:r>
-        <w:pict w14:anchorId="2C9A37C3">
+        <w:pict w14:anchorId="0CB845EC">
           <v:rect id="Horizontal Line 10" o:spid="_x0000_s1047" alt="" style="width:468pt;height:.05pt;visibility:visible;mso-wrap-style:square;mso-width-percent:0;mso-height-percent:0;mso-left-percent:-10001;mso-top-percent:-10001;mso-position-horizontal:absolute;mso-position-horizontal-relative:char;mso-position-vertical:absolute;mso-position-vertical-relative:line;mso-width-percent:0;mso-height-percent:0;mso-left-percent:-10001;mso-top-percent:-10001;v-text-anchor:top" filled="f">
             <o:lock v:ext="edit" rotation="t" aspectratio="t" verticies="t" text="t" shapetype="t"/>
             <w10:anchorlock/>
@@ -15009,7 +15009,7 @@
         </w:rPr>
       </w:pPr>
       <w:r>
-        <w:pict w14:anchorId="404F5563">
+        <w:pict w14:anchorId="192D531A">
           <v:rect id="Horizontal Line 11" o:spid="_x0000_s1046" alt="" style="width:468pt;height:.05pt;visibility:visible;mso-wrap-style:square;mso-width-percent:0;mso-height-percent:0;mso-left-percent:-10001;mso-top-percent:-10001;mso-position-horizontal:absolute;mso-position-horizontal-relative:char;mso-position-vertical:absolute;mso-position-vertical-relative:line;mso-width-percent:0;mso-height-percent:0;mso-left-percent:-10001;mso-top-percent:-10001;v-text-anchor:top" filled="f">
             <o:lock v:ext="edit" rotation="t" aspectratio="t" verticies="t" text="t" shapetype="t"/>
             <w10:anchorlock/>
@@ -16217,7 +16217,7 @@
         </w:rPr>
       </w:pPr>
       <w:r>
-        <w:pict w14:anchorId="103631E1">
+        <w:pict w14:anchorId="4EE0B359">
           <v:rect id="Horizontal Line 12" o:spid="_x0000_s1045" alt="" style="width:468pt;height:.05pt;visibility:visible;mso-wrap-style:square;mso-width-percent:0;mso-height-percent:0;mso-left-percent:-10001;mso-top-percent:-10001;mso-position-horizontal:absolute;mso-position-horizontal-relative:char;mso-position-vertical:absolute;mso-position-vertical-relative:line;mso-width-percent:0;mso-height-percent:0;mso-left-percent:-10001;mso-top-percent:-10001;v-text-anchor:top" filled="f">
             <o:lock v:ext="edit" rotation="t" aspectratio="t" verticies="t" text="t" shapetype="t"/>
             <w10:anchorlock/>
@@ -17328,7 +17328,7 @@
         </w:rPr>
       </w:pPr>
       <w:r>
-        <w:pict w14:anchorId="41180C99">
+        <w:pict w14:anchorId="0A62591D">
           <v:rect id="Horizontal Line 13" o:spid="_x0000_s1044" alt="" style="width:468pt;height:.05pt;visibility:visible;mso-wrap-style:square;mso-width-percent:0;mso-height-percent:0;mso-left-percent:-10001;mso-top-percent:-10001;mso-position-horizontal:absolute;mso-position-horizontal-relative:char;mso-position-vertical:absolute;mso-position-vertical-relative:line;mso-width-percent:0;mso-height-percent:0;mso-left-percent:-10001;mso-top-percent:-10001;v-text-anchor:top" filled="f">
             <o:lock v:ext="edit" rotation="t" aspectratio="t" verticies="t" text="t" shapetype="t"/>
             <w10:anchorlock/>
@@ -17937,7 +17937,7 @@
         </w:rPr>
       </w:pPr>
       <w:r>
-        <w:pict w14:anchorId="67DE4BF5">
+        <w:pict w14:anchorId="460C534C">
           <v:rect id="Horizontal Line 14" o:spid="_x0000_s1043" alt="" style="width:468pt;height:.05pt;visibility:visible;mso-wrap-style:square;mso-width-percent:0;mso-height-percent:0;mso-left-percent:-10001;mso-top-percent:-10001;mso-position-horizontal:absolute;mso-position-horizontal-relative:char;mso-position-vertical:absolute;mso-position-vertical-relative:line;mso-width-percent:0;mso-height-percent:0;mso-left-percent:-10001;mso-top-percent:-10001;v-text-anchor:top" filled="f">
             <o:lock v:ext="edit" rotation="t" aspectratio="t" verticies="t" text="t" shapetype="t"/>
             <w10:anchorlock/>
@@ -18232,7 +18232,7 @@
         </w:rPr>
       </w:pPr>
       <w:r>
-        <w:pict w14:anchorId="1FF7F4DA">
+        <w:pict w14:anchorId="088B39EE">
           <v:rect id="Horizontal Line 15" o:spid="_x0000_s1042" alt="" style="width:468pt;height:.05pt;visibility:visible;mso-wrap-style:square;mso-width-percent:0;mso-height-percent:0;mso-left-percent:-10001;mso-top-percent:-10001;mso-position-horizontal:absolute;mso-position-horizontal-relative:char;mso-position-vertical:absolute;mso-position-vertical-relative:line;mso-width-percent:0;mso-height-percent:0;mso-left-percent:-10001;mso-top-percent:-10001;v-text-anchor:top" filled="f">
             <o:lock v:ext="edit" rotation="t" aspectratio="t" verticies="t" text="t" shapetype="t"/>
             <w10:anchorlock/>
@@ -18827,7 +18827,7 @@
         </w:rPr>
       </w:pPr>
       <w:r>
-        <w:pict w14:anchorId="16D0D0DC">
+        <w:pict w14:anchorId="6843B196">
           <v:rect id="Horizontal Line 16" o:spid="_x0000_s1041" alt="" style="width:468pt;height:.05pt;visibility:visible;mso-wrap-style:square;mso-width-percent:0;mso-height-percent:0;mso-left-percent:-10001;mso-top-percent:-10001;mso-position-horizontal:absolute;mso-position-horizontal-relative:char;mso-position-vertical:absolute;mso-position-vertical-relative:line;mso-width-percent:0;mso-height-percent:0;mso-left-percent:-10001;mso-top-percent:-10001;v-text-anchor:top" filled="f">
             <o:lock v:ext="edit" rotation="t" aspectratio="t" verticies="t" text="t" shapetype="t"/>
             <w10:anchorlock/>
@@ -19174,7 +19174,7 @@
         </w:rPr>
       </w:pPr>
       <w:r>
-        <w:pict w14:anchorId="295FA982">
+        <w:pict w14:anchorId="6223113A">
           <v:rect id="Horizontal Line 17" o:spid="_x0000_s1040" alt="" style="width:468pt;height:.05pt;visibility:visible;mso-wrap-style:square;mso-width-percent:0;mso-height-percent:0;mso-left-percent:-10001;mso-top-percent:-10001;mso-position-horizontal:absolute;mso-position-horizontal-relative:char;mso-position-vertical:absolute;mso-position-vertical-relative:line;mso-width-percent:0;mso-height-percent:0;mso-left-percent:-10001;mso-top-percent:-10001;v-text-anchor:top" filled="f">
             <o:lock v:ext="edit" rotation="t" aspectratio="t" verticies="t" text="t" shapetype="t"/>
             <w10:anchorlock/>
@@ -19874,7 +19874,7 @@
         </w:rPr>
       </w:pPr>
       <w:r>
-        <w:pict w14:anchorId="711667CE">
+        <w:pict w14:anchorId="14EAD511">
           <v:rect id="Horizontal Line 18" o:spid="_x0000_s1039" alt="" style="width:468pt;height:.05pt;visibility:visible;mso-wrap-style:square;mso-width-percent:0;mso-height-percent:0;mso-left-percent:-10001;mso-top-percent:-10001;mso-position-horizontal:absolute;mso-position-horizontal-relative:char;mso-position-vertical:absolute;mso-position-vertical-relative:line;mso-width-percent:0;mso-height-percent:0;mso-left-percent:-10001;mso-top-percent:-10001;v-text-anchor:top" filled="f">
             <o:lock v:ext="edit" rotation="t" aspectratio="t" verticies="t" text="t" shapetype="t"/>
             <w10:anchorlock/>
@@ -20583,7 +20583,7 @@
         </w:rPr>
       </w:pPr>
       <w:r>
-        <w:pict w14:anchorId="63791956">
+        <w:pict w14:anchorId="7C07EB56">
           <v:rect id="Horizontal Line 19" o:spid="_x0000_s1038" alt="" style="width:468pt;height:.05pt;visibility:visible;mso-wrap-style:square;mso-width-percent:0;mso-height-percent:0;mso-left-percent:-10001;mso-top-percent:-10001;mso-position-horizontal:absolute;mso-position-horizontal-relative:char;mso-position-vertical:absolute;mso-position-vertical-relative:line;mso-width-percent:0;mso-height-percent:0;mso-left-percent:-10001;mso-top-percent:-10001;v-text-anchor:top" filled="f">
             <o:lock v:ext="edit" rotation="t" aspectratio="t" verticies="t" text="t" shapetype="t"/>
             <w10:anchorlock/>
@@ -21021,7 +21021,7 @@
         </w:rPr>
       </w:pPr>
       <w:r>
-        <w:pict w14:anchorId="2CB3FE0B">
+        <w:pict w14:anchorId="4BDC5288">
           <v:rect id="Horizontal Line 20" o:spid="_x0000_s1037" alt="" style="width:468pt;height:.05pt;visibility:visible;mso-wrap-style:square;mso-width-percent:0;mso-height-percent:0;mso-left-percent:-10001;mso-top-percent:-10001;mso-position-horizontal:absolute;mso-position-horizontal-relative:char;mso-position-vertical:absolute;mso-position-vertical-relative:line;mso-width-percent:0;mso-height-percent:0;mso-left-percent:-10001;mso-top-percent:-10001;v-text-anchor:top" filled="f">
             <o:lock v:ext="edit" rotation="t" aspectratio="t" verticies="t" text="t" shapetype="t"/>
             <w10:anchorlock/>
@@ -21371,7 +21371,7 @@
         </w:rPr>
       </w:pPr>
       <w:r>
-        <w:pict w14:anchorId="10935239">
+        <w:pict w14:anchorId="5C4265EE">
           <v:rect id="Horizontal Line 21" o:spid="_x0000_s1036" alt="" style="width:468pt;height:.05pt;visibility:visible;mso-wrap-style:square;mso-width-percent:0;mso-height-percent:0;mso-left-percent:-10001;mso-top-percent:-10001;mso-position-horizontal:absolute;mso-position-horizontal-relative:char;mso-position-vertical:absolute;mso-position-vertical-relative:line;mso-width-percent:0;mso-height-percent:0;mso-left-percent:-10001;mso-top-percent:-10001;v-text-anchor:top" filled="f">
             <o:lock v:ext="edit" rotation="t" aspectratio="t" verticies="t" text="t" shapetype="t"/>
             <w10:anchorlock/>
@@ -21620,7 +21620,7 @@
         </w:rPr>
       </w:pPr>
       <w:r>
-        <w:pict w14:anchorId="633A0AF9">
+        <w:pict w14:anchorId="2954AEC3">
           <v:rect id="Horizontal Line 22" o:spid="_x0000_s1035" alt="" style="width:468pt;height:.05pt;visibility:visible;mso-wrap-style:square;mso-width-percent:0;mso-height-percent:0;mso-left-percent:-10001;mso-top-percent:-10001;mso-position-horizontal:absolute;mso-position-horizontal-relative:char;mso-position-vertical:absolute;mso-position-vertical-relative:line;mso-width-percent:0;mso-height-percent:0;mso-left-percent:-10001;mso-top-percent:-10001;v-text-anchor:top" filled="f">
             <o:lock v:ext="edit" rotation="t" aspectratio="t" verticies="t" text="t" shapetype="t"/>
             <w10:anchorlock/>
@@ -22165,7 +22165,7 @@
         </w:rPr>
       </w:pPr>
       <w:r>
-        <w:pict w14:anchorId="649B7DFA">
+        <w:pict w14:anchorId="09C82109">
           <v:rect id="Horizontal Line 23" o:spid="_x0000_s1034" alt="" style="width:468pt;height:.05pt;visibility:visible;mso-wrap-style:square;mso-width-percent:0;mso-height-percent:0;mso-left-percent:-10001;mso-top-percent:-10001;mso-position-horizontal:absolute;mso-position-horizontal-relative:char;mso-position-vertical:absolute;mso-position-vertical-relative:line;mso-width-percent:0;mso-height-percent:0;mso-left-percent:-10001;mso-top-percent:-10001;v-text-anchor:top" filled="f">
             <o:lock v:ext="edit" rotation="t" aspectratio="t" verticies="t" text="t" shapetype="t"/>
             <w10:anchorlock/>
@@ -22811,7 +22811,7 @@
         </w:rPr>
       </w:pPr>
       <w:r>
-        <w:pict w14:anchorId="37A4CC29">
+        <w:pict w14:anchorId="49284927">
           <v:rect id="Horizontal Line 24" o:spid="_x0000_s1033" alt="" style="width:468pt;height:.05pt;visibility:visible;mso-wrap-style:square;mso-width-percent:0;mso-height-percent:0;mso-left-percent:-10001;mso-top-percent:-10001;mso-position-horizontal:absolute;mso-position-horizontal-relative:char;mso-position-vertical:absolute;mso-position-vertical-relative:line;mso-width-percent:0;mso-height-percent:0;mso-left-percent:-10001;mso-top-percent:-10001;v-text-anchor:top" filled="f">
             <o:lock v:ext="edit" rotation="t" aspectratio="t" verticies="t" text="t" shapetype="t"/>
             <w10:anchorlock/>
@@ -24415,7 +24415,7 @@
         </w:rPr>
       </w:pPr>
       <w:r>
-        <w:pict w14:anchorId="0C78E9E2">
+        <w:pict w14:anchorId="53A7498B">
           <v:rect id="Horizontal Line 25" o:spid="_x0000_s1032" alt="" style="width:468pt;height:.05pt;visibility:visible;mso-wrap-style:square;mso-width-percent:0;mso-height-percent:0;mso-left-percent:-10001;mso-top-percent:-10001;mso-position-horizontal:absolute;mso-position-horizontal-relative:char;mso-position-vertical:absolute;mso-position-vertical-relative:line;mso-width-percent:0;mso-height-percent:0;mso-left-percent:-10001;mso-top-percent:-10001;v-text-anchor:top" filled="f">
             <o:lock v:ext="edit" rotation="t" aspectratio="t" verticies="t" text="t" shapetype="t"/>
             <w10:anchorlock/>
@@ -25751,7 +25751,7 @@
         </w:rPr>
       </w:pPr>
       <w:r>
-        <w:pict w14:anchorId="0786BB00">
+        <w:pict w14:anchorId="5D4583F7">
           <v:rect id="Horizontal Line 26" o:spid="_x0000_s1031" alt="" style="width:468pt;height:.05pt;visibility:visible;mso-wrap-style:square;mso-width-percent:0;mso-height-percent:0;mso-left-percent:-10001;mso-top-percent:-10001;mso-position-horizontal:absolute;mso-position-horizontal-relative:char;mso-position-vertical:absolute;mso-position-vertical-relative:line;mso-width-percent:0;mso-height-percent:0;mso-left-percent:-10001;mso-top-percent:-10001;v-text-anchor:top" filled="f">
             <o:lock v:ext="edit" rotation="t" aspectratio="t" verticies="t" text="t" shapetype="t"/>
             <w10:anchorlock/>
@@ -26434,7 +26434,7 @@
         </w:rPr>
       </w:pPr>
       <w:r>
-        <w:pict w14:anchorId="643DED74">
+        <w:pict w14:anchorId="354FEE9C">
           <v:rect id="Horizontal Line 27" o:spid="_x0000_s1030" alt="" style="width:468pt;height:.05pt;visibility:visible;mso-wrap-style:square;mso-width-percent:0;mso-height-percent:0;mso-left-percent:-10001;mso-top-percent:-10001;mso-position-horizontal:absolute;mso-position-horizontal-relative:char;mso-position-vertical:absolute;mso-position-vertical-relative:line;mso-width-percent:0;mso-height-percent:0;mso-left-percent:-10001;mso-top-percent:-10001;v-text-anchor:top" filled="f">
             <o:lock v:ext="edit" rotation="t" aspectratio="t" verticies="t" text="t" shapetype="t"/>
             <w10:anchorlock/>
@@ -27169,7 +27169,7 @@
         </w:rPr>
       </w:pPr>
       <w:r>
-        <w:pict w14:anchorId="081906EA">
+        <w:pict w14:anchorId="72AB191E">
           <v:rect id="Horizontal Line 28" o:spid="_x0000_s1029" alt="" style="width:468pt;height:.05pt;visibility:visible;mso-wrap-style:square;mso-width-percent:0;mso-height-percent:0;mso-left-percent:-10001;mso-top-percent:-10001;mso-position-horizontal:absolute;mso-position-horizontal-relative:char;mso-position-vertical:absolute;mso-position-vertical-relative:line;mso-width-percent:0;mso-height-percent:0;mso-left-percent:-10001;mso-top-percent:-10001;v-text-anchor:top" filled="f">
             <o:lock v:ext="edit" rotation="t" aspectratio="t" verticies="t" text="t" shapetype="t"/>
             <w10:anchorlock/>
@@ -28434,7 +28434,7 @@
         </w:rPr>
       </w:pPr>
       <w:r>
-        <w:pict w14:anchorId="0023D6AD">
+        <w:pict w14:anchorId="2FA74656">
           <v:rect id="Horizontal Line 29" o:spid="_x0000_s1028" alt="" style="width:468pt;height:.05pt;visibility:visible;mso-wrap-style:square;mso-width-percent:0;mso-height-percent:0;mso-left-percent:-10001;mso-top-percent:-10001;mso-position-horizontal:absolute;mso-position-horizontal-relative:char;mso-position-vertical:absolute;mso-position-vertical-relative:line;mso-width-percent:0;mso-height-percent:0;mso-left-percent:-10001;mso-top-percent:-10001;v-text-anchor:top" filled="f">
             <o:lock v:ext="edit" rotation="t" aspectratio="t" verticies="t" text="t" shapetype="t"/>
             <w10:anchorlock/>
@@ -28724,7 +28724,7 @@
         </w:rPr>
       </w:pPr>
       <w:r>
-        <w:pict w14:anchorId="0E00B80A">
+        <w:pict w14:anchorId="3B8BDC22">
           <v:rect id="Horizontal Line 30" o:spid="_x0000_s1027" alt="" style="width:468pt;height:.05pt;visibility:visible;mso-wrap-style:square;mso-width-percent:0;mso-height-percent:0;mso-left-percent:-10001;mso-top-percent:-10001;mso-position-horizontal:absolute;mso-position-horizontal-relative:char;mso-position-vertical:absolute;mso-position-vertical-relative:line;mso-width-percent:0;mso-height-percent:0;mso-left-percent:-10001;mso-top-percent:-10001;v-text-anchor:top" filled="f">
             <o:lock v:ext="edit" rotation="t" aspectratio="t" verticies="t" text="t" shapetype="t"/>
             <w10:anchorlock/>
@@ -28993,7 +28993,7 @@
         </w:rPr>
       </w:pPr>
       <w:r>
-        <w:pict w14:anchorId="76EC2C32">
+        <w:pict w14:anchorId="78BE30EF">
           <v:rect id="Horizontal Line 31" o:spid="_x0000_s1026" alt="" style="width:468pt;height:.05pt;visibility:visible;mso-wrap-style:square;mso-width-percent:0;mso-height-percent:0;mso-left-percent:-10001;mso-top-percent:-10001;mso-position-horizontal:absolute;mso-position-horizontal-relative:char;mso-position-vertical:absolute;mso-position-vertical-relative:line;mso-width-percent:0;mso-height-percent:0;mso-left-percent:-10001;mso-top-percent:-10001;v-text-anchor:top" filled="f">
             <o:lock v:ext="edit" rotation="t" aspectratio="t" verticies="t" text="t" shapetype="t"/>
             <w10:anchorlock/>
